--- a/sugiyama-minutes-automation/manual/定例議事録・課題リスト自動格納_運用マニュアル.docx
+++ b/sugiyama-minutes-automation/manual/定例議事録・課題リスト自動格納_運用マニュアル.docx
@@ -6857,7 +6857,7 @@
         <w:spacing w:after="100" w:line="300" w:lineRule="auto"/>
       </w:pPr>
       <w:r>
-        <w:t>125WEST の課題リスト運用ルールを、この自動化に合わせて読み替えたものです。本文の「運用ルール①〜⑥」はこの番号を指します。</w:t>
+        <w:t>椙山改修の課題リストの運用ルールです。125WEST のルールをもとに、Box のフォルダ（901・902）と自動処理に合わせて決め直しました。本文の「運用ルール①〜⑥」はこの番号を指します。</w:t>
       </w:r>
     </w:p>
     <w:tbl>
@@ -6978,7 +6978,7 @@
                 <w:sz w:val="18"/>
                 <w:szCs w:val="18"/>
               </w:rPr>
-              <w:t>この運用での扱い</w:t>
+              <w:t>誰が</w:t>
             </w:r>
           </w:p>
         </w:tc>
@@ -7038,7 +7038,7 @@
                 <w:sz w:val="18"/>
                 <w:szCs w:val="18"/>
               </w:rPr>
-              <w:t>902_課題リスト直下にある「次回定例日のファイル」に、各自が赤字で追記する</w:t>
+              <w:t>902_課題リスト直下には、次回定例日の課題リスト（YYMMDD_課題リスト.xlsx）が常に1つだけある。追記したいことは、このファイルに赤字で書き込む</w:t>
             </w:r>
           </w:p>
         </w:tc>
@@ -7067,7 +7067,7 @@
                 <w:sz w:val="18"/>
                 <w:szCs w:val="18"/>
               </w:rPr>
-              <w:t>変わらない</w:t>
+              <w:t>関係者全員（清水建設・日建設計ほか）</w:t>
             </w:r>
           </w:p>
         </w:tc>
@@ -7127,7 +7127,7 @@
                 <w:sz w:val="18"/>
                 <w:szCs w:val="18"/>
               </w:rPr>
-              <w:t>定例資料を事前配布するとき、課題リストを 901（定例資料）へコピーする</w:t>
+              <w:t>定例資料を配布する前に、902 の課題リストを今回の定例会議フォルダ（901 &gt; YYMMDD_第NN回_定例会議）に「YYMMDD_第NN回_課題リスト.xlsx」の名前でコピーする</w:t>
             </w:r>
           </w:p>
         </w:tc>
@@ -7156,7 +7156,7 @@
                 <w:sz w:val="18"/>
                 <w:szCs w:val="18"/>
               </w:rPr>
-              <w:t>金子主任が定例フォルダに「YYMMDD_第NN回_課題リスト.xlsx」（例：261002_第02回_課題リスト.xlsx）の名前でコピーする</w:t>
+              <w:t>金子主任</w:t>
             </w:r>
           </w:p>
         </w:tc>
@@ -7216,7 +7216,7 @@
                 <w:sz w:val="18"/>
                 <w:szCs w:val="18"/>
               </w:rPr>
-              <w:t>配布後に追記したい人は 902 のデータを直し、901 にコピーし直して関係者にメールで知らせる</w:t>
+              <w:t>配布後に追記があったときは、902 のファイルを直してから定例会議フォルダにコピーし直し（上書き）、関係者にメールで知らせる</w:t>
             </w:r>
           </w:p>
         </w:tc>
@@ -7245,7 +7245,7 @@
                 <w:sz w:val="18"/>
                 <w:szCs w:val="18"/>
               </w:rPr>
-              <w:t>コピー先は定例フォルダ</w:t>
+              <w:t>追記した人</w:t>
             </w:r>
           </w:p>
         </w:tc>
@@ -7305,7 +7305,7 @@
                 <w:sz w:val="18"/>
                 <w:szCs w:val="18"/>
               </w:rPr>
-              <w:t>定例では赤字（追記内容）を中心に確認・協議する</w:t>
+              <w:t>定例では、赤字（前回からの追記）を中心に確認・協議する</w:t>
             </w:r>
           </w:p>
         </w:tc>
@@ -7334,7 +7334,7 @@
                 <w:sz w:val="18"/>
                 <w:szCs w:val="18"/>
               </w:rPr>
-              <w:t>変わらない</w:t>
+              <w:t>出席者全員</w:t>
             </w:r>
           </w:p>
         </w:tc>
@@ -7394,7 +7394,7 @@
                 <w:sz w:val="18"/>
                 <w:szCs w:val="18"/>
               </w:rPr>
-              <w:t>定例で確認したデータを OLD へ移し、902 直下に次回定例日のファイルを全部黒字にして作る</w:t>
+              <w:t>定例後、確認済みの課題リストを 902 &gt; OLD へ移し、全部黒字にした次回定例日の課題リストを 902 直下に作る</w:t>
             </w:r>
           </w:p>
         </w:tc>
@@ -7423,7 +7423,7 @@
                 <w:sz w:val="18"/>
                 <w:szCs w:val="18"/>
               </w:rPr>
-              <w:t>自動（たたき台。金子主任が確認する）</w:t>
+              <w:t>自動（AI のたたき台。金子主任が確認する）</w:t>
             </w:r>
           </w:p>
         </w:tc>
@@ -7483,7 +7483,7 @@
                 <w:sz w:val="18"/>
                 <w:szCs w:val="18"/>
               </w:rPr>
-              <w:t>定例での協議内容を、次回定例日のファイルに赤字で追記する</w:t>
+              <w:t>定例での協議内容を⑤の課題リストに赤字で追記する（議事録要約の「課題リストの協議内容」の文案を使う）。完了した課題は完了日を入れ、行は消さない。→①に戻る</w:t>
             </w:r>
           </w:p>
         </w:tc>
@@ -7512,7 +7512,7 @@
                 <w:sz w:val="18"/>
                 <w:szCs w:val="18"/>
               </w:rPr>
-              <w:t>金子主任が、議事録要約の「課題リストの協議内容」の文案を使って追記する</w:t>
+              <w:t>金子主任</w:t>
             </w:r>
           </w:p>
         </w:tc>
